--- a/backend/media/strategies/pro-btb.docx
+++ b/backend/media/strategies/pro-btb.docx
@@ -27,6 +27,15 @@
         <w:t>در تایم فریم یک دقیقه ای بک تست انجام بشه.</w:t>
       </w:r>
     </w:p>
+    <w:p>
+      <w:r>
+        <w:rPr>
+          <w:rFonts w:ascii="Arial" w:hAnsi="Arial"/>
+        </w:rPr>
+        <w:t>این استراتزی بدرد بازار های رنج نمیخورد. پس در بازار های رنج وارد معامله نشو.</w:t>
+      </w:r>
+    </w:p>
+    <w:p/>
     <w:p>
       <w:r>
         <w:rPr>
